--- a/entrega/manuales/5 - Manual del cajero.docx
+++ b/entrega/manuales/5 - Manual del cajero.docx
@@ -336,7 +336,7 @@
         <w:rPr>
           <w:sz w:val="21"/>
         </w:rPr>
-        <w:t>Si la mesa ya recibió todo y en Caja aparece «Todo entregado», púlselo: los platos salen de la pantalla de cocina y nadie los vuelve a preparar. Al cobrar pasa lo mismo de forma automática.</w:t>
+        <w:t>En Caja, la cuenta de cada mesa tiene la columna «Cocina» con el estado de cada plato: Pendiente, Preparando, Listo o Servido. Cuando vea salir un plato, púlsele «Entregado» y sale de la pantalla de cocina, aunque cocina no lo haya marcado. Si la mesa ya recibió todo, el botón verde «Todo entregado» lo hace de una vez. Al cobrar pasa lo mismo de forma automática.</w:t>
       </w:r>
     </w:p>
     <w:p>
